--- a/CHANGELOG v0.61.docx
+++ b/CHANGELOG v0.61.docx
@@ -16,7 +16,7 @@
         <w:pStyle w:val="FirstParagraph"/>
       </w:pPr>
       <w:r>
-        <w:t xml:space="preserve">Generated on: 2026-06-17</w:t>
+        <w:t xml:space="preserve">Generated on: 2026-06-18</w:t>
       </w:r>
     </w:p>
     <w:p>
@@ -73,7 +73,7 @@
         </w:numPr>
       </w:pPr>
       <w:r>
-        <w:t xml:space="preserve">Modified components: 24</w:t>
+        <w:t xml:space="preserve">Modified components: 32</w:t>
       </w:r>
     </w:p>
     <w:p>
@@ -261,6 +261,18 @@
         </w:numPr>
       </w:pPr>
       <w:r>
+        <w:t xml:space="preserve">B4XDaisyAlert.bas</w:t>
+      </w:r>
+    </w:p>
+    <w:p>
+      <w:pPr>
+        <w:pStyle w:val="Compact"/>
+        <w:numPr>
+          <w:ilvl w:val="0"/>
+          <w:numId w:val="1003"/>
+        </w:numPr>
+      </w:pPr>
+      <w:r>
         <w:t xml:space="preserve">B4XDaisyApp.bas</w:t>
       </w:r>
     </w:p>
@@ -309,6 +321,18 @@
         </w:numPr>
       </w:pPr>
       <w:r>
+        <w:t xml:space="preserve">B4XDaisyBreadcrumbs.bas</w:t>
+      </w:r>
+    </w:p>
+    <w:p>
+      <w:pPr>
+        <w:pStyle w:val="Compact"/>
+        <w:numPr>
+          <w:ilvl w:val="0"/>
+          <w:numId w:val="1003"/>
+        </w:numPr>
+      </w:pPr>
+      <w:r>
         <w:t xml:space="preserve">B4XDaisyButton.bas</w:t>
       </w:r>
     </w:p>
@@ -345,6 +369,30 @@
         </w:numPr>
       </w:pPr>
       <w:r>
+        <w:t xml:space="preserve">B4XDaisyCollapse.bas</w:t>
+      </w:r>
+    </w:p>
+    <w:p>
+      <w:pPr>
+        <w:pStyle w:val="Compact"/>
+        <w:numPr>
+          <w:ilvl w:val="0"/>
+          <w:numId w:val="1003"/>
+        </w:numPr>
+      </w:pPr>
+      <w:r>
+        <w:t xml:space="preserve">B4XDaisyDock.bas</w:t>
+      </w:r>
+    </w:p>
+    <w:p>
+      <w:pPr>
+        <w:pStyle w:val="Compact"/>
+        <w:numPr>
+          <w:ilvl w:val="0"/>
+          <w:numId w:val="1003"/>
+        </w:numPr>
+      </w:pPr>
+      <w:r>
         <w:t xml:space="preserve">B4XDaisyDropdown.bas</w:t>
       </w:r>
     </w:p>
@@ -405,6 +453,18 @@
         </w:numPr>
       </w:pPr>
       <w:r>
+        <w:t xml:space="preserve">B4XDaisyMenu.bas</w:t>
+      </w:r>
+    </w:p>
+    <w:p>
+      <w:pPr>
+        <w:pStyle w:val="Compact"/>
+        <w:numPr>
+          <w:ilvl w:val="0"/>
+          <w:numId w:val="1003"/>
+        </w:numPr>
+      </w:pPr>
+      <w:r>
         <w:t xml:space="preserve">B4XDaisyNavbar.bas</w:t>
       </w:r>
     </w:p>
@@ -465,7 +525,43 @@
         </w:numPr>
       </w:pPr>
       <w:r>
+        <w:t xml:space="preserve">B4XDaisySteps.bas</w:t>
+      </w:r>
+    </w:p>
+    <w:p>
+      <w:pPr>
+        <w:pStyle w:val="Compact"/>
+        <w:numPr>
+          <w:ilvl w:val="0"/>
+          <w:numId w:val="1003"/>
+        </w:numPr>
+      </w:pPr>
+      <w:r>
         <w:t xml:space="preserve">B4XDaisySvgIcon.bas</w:t>
+      </w:r>
+    </w:p>
+    <w:p>
+      <w:pPr>
+        <w:pStyle w:val="Compact"/>
+        <w:numPr>
+          <w:ilvl w:val="0"/>
+          <w:numId w:val="1003"/>
+        </w:numPr>
+      </w:pPr>
+      <w:r>
+        <w:t xml:space="preserve">B4XDaisySwap.bas</w:t>
+      </w:r>
+    </w:p>
+    <w:p>
+      <w:pPr>
+        <w:pStyle w:val="Compact"/>
+        <w:numPr>
+          <w:ilvl w:val="0"/>
+          <w:numId w:val="1003"/>
+        </w:numPr>
+      </w:pPr>
+      <w:r>
+        <w:t xml:space="preserve">B4XDaisyTab.bas</w:t>
       </w:r>
     </w:p>
     <w:p>
